--- a/Schreiben Einleitung & Schluss.docx
+++ b/Schreiben Einleitung & Schluss.docx
@@ -2,79 +2,6 @@
 <file path=word/document.xml><?xml version="1.0" encoding="utf-8"?>
 <w:document xmlns:wpc="http://schemas.microsoft.com/office/word/2010/wordprocessingCanvas" xmlns:cx="http://schemas.microsoft.com/office/drawing/2014/chartex" xmlns:cx1="http://schemas.microsoft.com/office/drawing/2015/9/8/chartex" xmlns:cx2="http://schemas.microsoft.com/office/drawing/2015/10/21/chartex" xmlns:cx3="http://schemas.microsoft.com/office/drawing/2016/5/9/chartex" xmlns:cx4="http://schemas.microsoft.com/office/drawing/2016/5/10/chartex" xmlns:cx5="http://schemas.microsoft.com/office/drawing/2016/5/11/chartex" xmlns:cx6="http://schemas.microsoft.com/office/drawing/2016/5/12/chartex" xmlns:cx7="http://schemas.microsoft.com/office/drawing/2016/5/13/chartex" xmlns:cx8="http://schemas.microsoft.com/office/drawing/2016/5/14/chartex" xmlns:mc="http://schemas.openxmlformats.org/markup-compatibility/2006" xmlns:aink="http://schemas.microsoft.com/office/drawing/2016/ink" xmlns:am3d="http://schemas.microsoft.com/office/drawing/2017/model3d" xmlns:o="urn:schemas-microsoft-com:office:office" xmlns:oel="http://schemas.microsoft.com/office/2019/extlst" xmlns:r="http://schemas.openxmlformats.org/officeDocument/2006/relationships" xmlns:m="http://schemas.openxmlformats.org/officeDocument/2006/math" xmlns:v="urn:schemas-microsoft-com:vml" xmlns:wp14="http://schemas.microsoft.com/office/word/2010/wordprocessingDrawing" xmlns:wp="http://schemas.openxmlformats.org/drawingml/2006/wordprocessingDrawing" xmlns:w10="urn:schemas-microsoft-com:office:word" xmlns:w="http://schemas.openxmlformats.org/wordprocessingml/2006/main" xmlns:w14="http://schemas.microsoft.com/office/word/2010/wordml" xmlns:w15="http://schemas.microsoft.com/office/word/2012/wordml" xmlns:w16cex="http://schemas.microsoft.com/office/word/2018/wordml/cex" xmlns:w16cid="http://schemas.microsoft.com/office/word/2016/wordml/cid" xmlns:w16="http://schemas.microsoft.com/office/word/2018/wordml" xmlns:w16du="http://schemas.microsoft.com/office/word/2023/wordml/word16du" xmlns:w16sdtdh="http://schemas.microsoft.com/office/word/2020/wordml/sdtdatahash" xmlns:w16sdtfl="http://schemas.microsoft.com/office/word/2024/wordml/sdtformatlock" xmlns:w16se="http://schemas.microsoft.com/office/word/2015/wordml/symex" xmlns:wpg="http://schemas.microsoft.com/office/word/2010/wordprocessingGroup" xmlns:wpi="http://schemas.microsoft.com/office/word/2010/wordprocessingInk" xmlns:wne="http://schemas.microsoft.com/office/word/2006/wordml" xmlns:wps="http://schemas.microsoft.com/office/word/2010/wordprocessingShape" mc:Ignorable="w14 w15 w16se w16cid w16 w16cex w16sdtdh w16sdtfl w16du wp14">
   <w:body>
-    <w:p>
-      <w:pPr>
-        <w:rPr>
-          <w:sz w:val="28"/>
-          <w:szCs w:val="28"/>
-        </w:rPr>
-      </w:pPr>
-      <w:r>
-        <w:rPr>
-          <w:sz w:val="28"/>
-          <w:szCs w:val="28"/>
-        </w:rPr>
-        <w:t>Sehr geehrte Damen und Herren,</w:t>
-      </w:r>
-      <w:r>
-        <w:rPr>
-          <w:sz w:val="28"/>
-          <w:szCs w:val="28"/>
-        </w:rPr>
-        <w:br/>
-      </w:r>
-      <w:r>
-        <w:rPr>
-          <w:sz w:val="28"/>
-          <w:szCs w:val="28"/>
-        </w:rPr>
-        <w:t>Ich schreibe Ihnen, weil ich mit Ihrem Service überhaupt nicht zufrieden bin und mich offiziell beschweren möchte.</w:t>
-      </w:r>
-      <w:r>
-        <w:rPr>
-          <w:sz w:val="28"/>
-          <w:szCs w:val="28"/>
-        </w:rPr>
-        <w:t xml:space="preserve"> </w:t>
-      </w:r>
-      <w:r>
-        <w:rPr>
-          <w:sz w:val="28"/>
-          <w:szCs w:val="28"/>
-        </w:rPr>
-        <w:t>Zum ersten Mal bin ich durch eine Anzeige in einer Social</w:t>
-      </w:r>
-      <w:r>
-        <w:rPr>
-          <w:sz w:val="28"/>
-          <w:szCs w:val="28"/>
-        </w:rPr>
-        <w:noBreakHyphen/>
-        <w:t>Media</w:t>
-      </w:r>
-      <w:r>
-        <w:rPr>
-          <w:sz w:val="28"/>
-          <w:szCs w:val="28"/>
-        </w:rPr>
-        <w:noBreakHyphen/>
-        <w:t>App auf Ihr Produkt/Ihren Service aufmerksam geworden und habe mich dafür entschieden, da ______ für mich besonders wichtig war.</w:t>
-      </w:r>
-      <w:r>
-        <w:rPr>
-          <w:sz w:val="28"/>
-          <w:szCs w:val="28"/>
-        </w:rPr>
-        <w:t xml:space="preserve"> </w:t>
-      </w:r>
-      <w:r>
-        <w:rPr>
-          <w:sz w:val="28"/>
-          <w:szCs w:val="28"/>
-        </w:rPr>
-        <w:t>Ich war fest davon überzeugt, dass ich eine gute Qualität bekomme, was leider nicht passiert ist.</w:t>
-      </w:r>
-    </w:p>
     <w:p>
       <w:pPr>
         <w:rPr>
@@ -95,37 +22,6 @@
           <w:sz w:val="28"/>
           <w:szCs w:val="28"/>
         </w:rPr>
-        <w:t>Ich erwarte von Ihnen eine schriftliche Entschuldigung und eine Antwort innerhalb von fünf Werktagen. Zudem setze ich voraus, dass Sie diese Fehler sofort korrigieren, damit andere Kunden so etwas nicht noch einmal erleben müssen. Es wäre schön, wenn Sie mir bald schreiben würden, um diese Angelegenheit endlich zu klären.</w:t>
-      </w:r>
-    </w:p>
-    <w:p>
-      <w:pPr>
-        <w:rPr>
-          <w:sz w:val="28"/>
-          <w:szCs w:val="28"/>
-        </w:rPr>
-      </w:pPr>
-      <w:r>
-        <w:rPr>
-          <w:sz w:val="28"/>
-          <w:szCs w:val="28"/>
-        </w:rPr>
-        <w:br w:type="page"/>
-      </w:r>
-    </w:p>
-    <w:p>
-      <w:pPr>
-        <w:rPr>
-          <w:sz w:val="28"/>
-          <w:szCs w:val="28"/>
-        </w:rPr>
-      </w:pPr>
-      <w:r>
-        <w:rPr>
-          <w:sz w:val="28"/>
-          <w:szCs w:val="28"/>
-        </w:rPr>
-        <w:lastRenderedPageBreak/>
         <w:t>Sehr geehrte Damen und Herren,</w:t>
       </w:r>
       <w:r>
@@ -155,7 +51,14 @@
           <w:sz w:val="28"/>
           <w:szCs w:val="28"/>
         </w:rPr>
-        <w:t>auf Ihr Produkt/Ihren Service aufmerksam geworden und habe mich dafür entschieden, da ______ für mich besonders wichtig war. Ich war fest davon überzeugt, dass ich eine gute Qualität erhalte, was leider nicht der Fall war.</w:t>
+        <w:t xml:space="preserve">auf Ihr Produkt/Ihren Service aufmerksam geworden und habe mich dafür entschieden, da ______ für mich besonders wichtig war. Ich war fest davon überzeugt, dass ich eine gute Qualität erhalte, </w:t>
+      </w:r>
+      <w:r>
+        <w:rPr>
+          <w:sz w:val="28"/>
+          <w:szCs w:val="28"/>
+        </w:rPr>
+        <w:t>was leider nicht passiert ist.</w:t>
       </w:r>
     </w:p>
     <w:p>
@@ -793,6 +696,7 @@
   <w:style w:type="character" w:default="1" w:styleId="DefaultParagraphFont">
     <w:name w:val="Default Paragraph Font"/>
     <w:uiPriority w:val="1"/>
+    <w:semiHidden/>
     <w:unhideWhenUsed/>
   </w:style>
   <w:style w:type="table" w:default="1" w:styleId="TableNormal">
